--- a/ML_Scorer_V2_Analysis.docx
+++ b/ML_Scorer_V2_Analysis.docx
@@ -31,7 +31,12 @@
         <w:jc w:val="center"/>
       </w:pPr>
       <w:r>
-        <w:t>March 2026  |  Multi-Tier (10-30, 31-60, 61-90)  |  SR + MFE Ensemble Models</w:t>
+        <w:rPr>
+          <w:i/>
+          <w:color w:val="666666"/>
+          <w:sz w:val="22"/>
+        </w:rPr>
+        <w:t>March 2026  |  10-30 Day Tier  |  SR + MFE Ensemble Models</w:t>
       </w:r>
     </w:p>
     <w:p/>
@@ -45,17 +50,17 @@
     </w:p>
     <w:p>
       <w:r>
-        <w:t>The V2 ML Pattern Scorer is a 3-model ensemble (LightGBM + XGBoost + CatBoost) that scores seasonal stock pattern opportunities across multiple holding-period tiers. The 10-30 day tier was trained on 34.7 million samples and the 31-60 day tier on 54.4 million samples, both covering 475 S&amp;P 500 stocks across 26 years (2000-2025). It predicts both actual return (SR model) and maximum favorable excursion (MFE model) per opportunity.</w:t>
+        <w:t>The V2 ML Pattern Scorer is a 3-model ensemble (LightGBM + XGBoost + CatBoost) trained on 34.7 million historical samples across 475 S&amp;P 500 stocks and 26 years (2000-2025). It scores seasonal stock pattern opportunities by predicting both actual return (SR model) and maximum favorable excursion (MFE model).</w:t>
       </w:r>
     </w:p>
     <w:p>
       <w:r>
-        <w:t>Eight years of true out-of-sample walk-forward validation (2018-2025) demonstrate consistent filtering power across both tiers. At ML_70, the 10-30 tier delivers 79.3% average win rate (Sharpe 8.49) and the 31-60 tier delivers 78.2% average win rate (Sharpe 8.83). The 31-60 tier produces larger absolute returns due to longer holding periods. Neither tier has ever produced a losing year at ML_70 or above.</w:t>
+        <w:t>Eight years of true out-of-sample walk-forward validation (2018-2025) demonstrate that filtering to the model's top 30% of scored opportunities (ML_70 threshold) consistently delivers 78-86% win rates and Sharpe ratios of 7-12, compared to baseline win rates of 61-82% and Sharpe ratios of 2-9. The model has never produced a losing year at ML_70 or above.</w:t>
       </w:r>
     </w:p>
     <w:p>
       <w:r>
-        <w:t>The model supports two deployment tracks: (1) a $10K options account using 10-30 and 31-60 day tiers with aggressive filtering to 3-4 concurrent positions, and (2) a larger stock portfolio strategy using all tiers including 61-90 day patterns, maintaining 20-50 diversified positions as a quantitative seasonal rotation approach.</w:t>
+        <w:t>The model is ready for production deployment in both the TradeWave UI (opportunity ranking and scoring) and automated trading (with proper risk management safeguards).</w:t>
       </w:r>
     </w:p>
     <w:p>
@@ -68,7 +73,7 @@
     </w:p>
     <w:p>
       <w:r>
-        <w:t>The core value of the model is opportunity filtering: separating the best seasonal patterns from the rest. The tables below show ML_70 (top 30%) performance vs. unfiltered baseline across all 8 walk-forward years for the 10-30 tier.</w:t>
+        <w:t>The core value of the model is opportunity filtering: separating the best seasonal patterns from the rest. The table below shows ML_70 (top 30%) performance vs. unfiltered baseline across all 8 walk-forward validation years.</w:t>
       </w:r>
     </w:p>
     <w:tbl>
@@ -1277,191 +1282,6 @@
       </w:r>
       <w:r>
         <w:t>That is the floor across 8 diverse years including COVID (2020), a bear market (2022), and rate hiking cycles.</w:t>
-      </w:r>
-    </w:p>
-    <w:p>
-      <w:pPr>
-        <w:pStyle w:val="Heading2"/>
-      </w:pPr>
-      <w:r>
-        <w:t>31-60 Day Tier Results</w:t>
-      </w:r>
-    </w:p>
-    <w:p>
-      <w:pPr/>
-      <w:r>
-        <w:t>The 31-60 day tier was trained on 54.4 million samples with Optuna-tuned hyperparameters (learning rate 0.071, constrained from the 10-30 range due to the larger dataset). Results show a different character than the 10-30 tier: higher variance but stronger peak performance.</w:t>
-      </w:r>
-    </w:p>
-    <w:p>
-      <w:pPr/>
-      <w:r>
-        <w:t>31-60 walk-forward summary: Average AUC 0.606, ML_70 WR 78.2%, ML_70 Sharpe 8.83. The 2025 holdout is the strongest window (AUC 0.721, ML_70 WR 82.1%, Sharpe 9.77). 2018-2019 are structural dead zones (AUC ~0.5) where pre-2018 training data lacks learnable signal for 31-60 day patterns. The remaining 6 years (2020-2025) all show strong ML lift of 5-20 percentage points.</w:t>
-      </w:r>
-    </w:p>
-    <w:p>
-      <w:pPr/>
-      <w:r>
-        <w:t>Key difference: 10-30 is consistent across all 8 years (ML_70 WR range 77.8-86.0%), while 31-60 has a wider range (64.6-86.5%) but higher Sharpe on average (8.83 vs 8.49). Longer holding periods give patterns more time to play out, creating stronger signal when it exists but more macro sensitivity.</w:t>
-      </w:r>
-    </w:p>
-    <w:p>
-      <w:pPr>
-        <w:pStyle w:val="Heading2"/>
-      </w:pPr>
-      <w:r>
-        <w:t xml:space="preserve">61-90 Day Tier Results</w:t>
-      </w:r>
-    </w:p>
-    <w:p>
-      <w:pPr>
-        <w:pStyle w:val="Normal"/>
-      </w:pPr>
-      <w:r>
-        <w:t xml:space="preserve">The 61-90 day tier was trained on 59.0 million samples. Average AUC 0.595, ML_70 WR 78.5%, ML_70 Sharpe 8.79. The 2025 holdout is the strongest window (AUC 0.698, ML_70 WR 82.1%, Sharpe 10.07). 2020 is exceptional (AUC 0.732, ML_90 WR 93.5%), while 2022 dips below 0.5 (AUC 0.435, model slightly hurts).</w:t>
-      </w:r>
-    </w:p>
-    <w:p>
-      <w:pPr>
-        <w:pStyle w:val="Normal"/>
-      </w:pPr>
-      <w:r>
-        <w:t xml:space="preserve">Key difference from shorter tiers: as holding period increases, peak performance gets higher but consistency gets lower. 61-90 shows the biggest moves of all tiers -- at ML_85, 44.2% chance of &gt;10% stock move and 19.2% of &gt;20%. This makes the 61-90 tier ideal for stock portfolio rotation where there is no theta decay.</w:t>
-      </w:r>
-    </w:p>
-    <w:p>
-      <w:r>
-        <w:t>61-90 MFE model: average AUC_mfe 0.672, Spearman rank correlation 0.359. The largest MFE values of all tiers: ML_90 average MFE ranges 16-33% vs 8-15% (10-30) and 13-22% (31-60). 2020 standout: AUC_mfe 0.752, ML_90 MFE 32.9%. 2025 holdout: AUC_mfe 0.696, ML_90 MFE 24.32%, WR 78.7%. These large favorable excursions make 61-90 ideal for stock portfolio rotation where position sizing can be larger and there is no options theta decay.</w:t>
-      </w:r>
-    </w:p>
-    <w:p>
-      <w:pPr>
-        <w:pStyle w:val="Heading2"/>
-      </w:pPr>
-      <w:r>
-        <w:t>Return Distribution by ML Threshold</w:t>
-      </w:r>
-    </w:p>
-    <w:p>
-      <w:pPr/>
-      <w:r>
-        <w:t>Beyond win rate, the distribution of return magnitudes determines real profitability. This analysis uses all walk-forward predictions (11M samples for 10-30, 17.3M for 31-60) to answer: "If I filter to ML_XX, what percentage of those trades actually move X%?"</w:t>
-      </w:r>
-    </w:p>
-    <w:p>
-      <w:pPr/>
-      <w:r>
-        <w:t>10-30 tier: At ML_90, the chance of &gt;5% return is 49.7% (vs 27.4% baseline, 1.8x). The chance of &gt;10% return goes from 9.0% to 24.2% (2.7x). At ML_70, nearly 1 in 4 trades returns &gt;8%.</w:t>
-      </w:r>
-    </w:p>
-    <w:p>
-      <w:pPr/>
-      <w:r>
-        <w:t>31-60 tier: Naturally produces bigger moves due to longer holding periods. At ML_85, 56.6% of trades move &gt;5% and 36.0% move &gt;10%. At ML_90, 14.1% of trades return &gt;20%. For options, a 31-60 ML_85 trade gives &gt;10% stock move more than a third of the time.</w:t>
-      </w:r>
-    </w:p>
-    <w:p>
-      <w:pPr/>
-      <w:r>
-        <w:t>10-30 return distribution (Baseline / ML_70 / ML_85 / ML_90): &gt;0% win: 67.8 / 79.3 / 82.5 / 83.5%. &gt;5%: 27.4 / 39.8 / 45.8 / 49.7%. &gt;10%: 9.0 / 16.2 / 21.0 / 24.2%. &gt;15%: 3.1 / 6.5 / 9.2 / 11.1%. &gt;20%: 1.2 / 2.7 / 4.2 / 5.2%.</w:t>
-      </w:r>
-    </w:p>
-    <w:p>
-      <w:pPr/>
-      <w:r>
-        <w:t>31-60 return distribution (Baseline / ML_70 / ML_85 / ML_90): &gt;0% win: 68.6 / 78.1 / 79.8 / 80.0%. &gt;5%: 41.5 / 52.5 / 56.6 / 58.4%. &gt;10%: 20.8 / 30.8 / 36.0 / 38.6%. &gt;15%: 9.7 / 16.5 / 21.1 / 23.6%. &gt;20%: 4.5 / 8.7 / 12.0 / 14.1%.</w:t>
-      </w:r>
-    </w:p>
-    <w:p>
-      <w:pPr>
-        <w:pStyle w:val="Normal"/>
-      </w:pPr>
-      <w:r>
-        <w:t xml:space="preserve">61-90 return distribution (Baseline / ML_70 / ML_85 / ML_90): &gt;0% win: 65.3 / 78.5 / 81.3 / 82.4%. &gt;5%: 43.8 / 58.5 / 61.5 / 63.8%. &gt;10%: 25.8 / 38.7 / 44.2 / 47.0%. &gt;15%: 14.3 / 23.4 / 28.1 / 30.9%. &gt;20%: 7.9 / 14.1 / 19.2 / 21.5%.</w:t>
-      </w:r>
-    </w:p>
-    <w:p>
-      <w:pPr>
-        <w:pStyle w:val="Heading2"/>
-      </w:pPr>
-      <w:r>
-        <w:t>Filtering 200,000 Opportunities to 80-100 Trades</w:t>
-      </w:r>
-    </w:p>
-    <w:p>
-      <w:pPr/>
-      <w:r>
-        <w:t>On any given day, TradeWave produces roughly 200,000 qualifying opportunities across all tiers. The ML score alone is not sufficient: ML_85 keeps the top 15%, still ~30,000 opportunities. A stacked filtering pipeline is required:</w:t>
-      </w:r>
-    </w:p>
-    <w:p>
-      <w:pPr>
-        <w:pStyle w:val="ListBullet"/>
-      </w:pPr>
-      <w:r>
-        <w:t>1. ML_score &gt;= 85 (keeps top 15%, ~30,000 opportunities)</w:t>
-      </w:r>
-    </w:p>
-    <w:p>
-      <w:pPr>
-        <w:pStyle w:val="ListBullet"/>
-      </w:pPr>
-      <w:r>
-        <w:t>2. pred_return &gt;= 3% (minimum expected return)</w:t>
-      </w:r>
-    </w:p>
-    <w:p>
-      <w:pPr>
-        <w:pStyle w:val="ListBullet"/>
-      </w:pPr>
-      <w:r>
-        <w:t>3. win_prob &gt;= 75% (calibrated win probability)</w:t>
-      </w:r>
-    </w:p>
-    <w:p>
-      <w:pPr>
-        <w:pStyle w:val="ListBullet"/>
-      </w:pPr>
-      <w:r>
-        <w:t>4. pred_mfe &gt;= 5% (minimum expected favorable excursion)</w:t>
-      </w:r>
-    </w:p>
-    <w:p>
-      <w:pPr>
-        <w:pStyle w:val="ListBullet"/>
-      </w:pPr>
-      <w:r>
-        <w:t>5. Sector diversification: max 2-3 positions per sector</w:t>
-      </w:r>
-    </w:p>
-    <w:p>
-      <w:pPr>
-        <w:pStyle w:val="ListBullet"/>
-      </w:pPr>
-      <w:r>
-        <w:t>6. Dedup per stock: take the single best pattern per ticker</w:t>
-      </w:r>
-    </w:p>
-    <w:p>
-      <w:pPr>
-        <w:pStyle w:val="ListBullet"/>
-      </w:pPr>
-      <w:r>
-        <w:t>7. Rank remaining by composite score (e.g., win_prob * pred_mfe)</w:t>
-      </w:r>
-    </w:p>
-    <w:p>
-      <w:pPr>
-        <w:pStyle w:val="ListBullet"/>
-      </w:pPr>
-      <w:r>
-        <w:t>8. Take top 80-100 trades</w:t>
-      </w:r>
-    </w:p>
-    <w:p>
-      <w:pPr/>
-      <w:r>
-        <w:t>These filters are multiplicative. Each cuts the pool, and the combination of high ML score + high predicted return + high win probability + high MFE selects only the highest-conviction trades.</w:t>
       </w:r>
     </w:p>
     <w:p>
@@ -5144,32 +4964,6 @@
     </w:p>
     <w:p>
       <w:pPr>
-        <w:pStyle w:val="Heading2"/>
-      </w:pPr>
-      <w:r>
-        <w:t>Stock Portfolio Strategy (Larger Capital)</w:t>
-      </w:r>
-    </w:p>
-    <w:p>
-      <w:pPr/>
-      <w:r>
-        <w:t>For deploying millions in a stock rotation strategy, the calculus changes fundamentally. No theta decay means holding cost is near zero. With sufficient capital for 20-50 concurrent positions, all tiers (10-30, 31-60, 61-90) feed a single diversified portfolio.</w:t>
-      </w:r>
-    </w:p>
-    <w:p>
-      <w:pPr/>
-      <w:r>
-        <w:t>Portfolio construction: 10-30 day positions serve as tactical trades turning over every 2-4 weeks. 31-60 day positions are swing trades rotating monthly. 61-90 day positions form a quarterly rotation layer. Position sizing at 2-5% of portfolio per trade, with sector limits and correlation management.</w:t>
-      </w:r>
-    </w:p>
-    <w:p>
-      <w:pPr/>
-      <w:r>
-        <w:t>At scale with $2M deployed across 40 positions (avg $50K each): if average ML_85 return is ~7% over 60 days per position, each cycle generates ~$3,500 per position. With 80%+ win rate, losses are infrequent. The longer tiers (61-90) likely show even higher magnitude returns, making them valuable for stock portfolios even though they are less capital-efficient for options due to theta decay.</w:t>
-      </w:r>
-    </w:p>
-    <w:p>
-      <w:pPr>
         <w:pStyle w:val="Heading1"/>
       </w:pPr>
       <w:r>
@@ -5223,7 +5017,13 @@
         <w:pStyle w:val="ListBullet"/>
       </w:pPr>
       <w:r>
-        <w:t>Training data: 34.7M samples (10-30 tier), 54.4M samples (31-60 tier), 59.0M samples (61-90 tier), 475 S&amp;P 500 stocks, 26 years (2000-2025)</w:t>
+        <w:rPr>
+          <w:b/>
+        </w:rPr>
+        <w:t xml:space="preserve">Training data: </w:t>
+      </w:r>
+      <w:r>
+        <w:t>34.7 million samples, 475 S&amp;P 500 stocks, 26 years (2000-2025)</w:t>
       </w:r>
     </w:p>
     <w:p>
@@ -5273,7 +5073,13 @@
         <w:pStyle w:val="ListBullet"/>
       </w:pPr>
       <w:r>
-        <w:t>Multi-tier: 10-30, 31-60, and 61-90 fully trained (SR + MFE each). 91-120 deferred.</w:t>
+        <w:rPr>
+          <w:b/>
+        </w:rPr>
+        <w:t xml:space="preserve">Multi-tier: </w:t>
+      </w:r>
+      <w:r>
+        <w:t>Architecture supports multiple day-range tiers (10-30, 31-60, etc.)</w:t>
       </w:r>
     </w:p>
     <w:p>
@@ -5281,233 +5087,263 @@
         <w:pStyle w:val="Heading1"/>
       </w:pPr>
       <w:r>
-        <w:t xml:space="preserve">ETF Integration Experiment</w:t>
+        <w:t>8. How the Model Adapts to Market Conditions</w:t>
+      </w:r>
+    </w:p>
+    <w:p>
+      <w:r>
+        <w:t>A common question is whether the model can adapt to different market environments -- bearish regimes, presidential election cycles, or directional trades (longs vs. shorts). The model does not use hard-coded rules for any of these. Instead, it learns the relationships between features and outcomes from 26 years of training data. This section explains how that works in practice.</w:t>
       </w:r>
     </w:p>
     <w:p>
       <w:pPr>
-        <w:pStyle w:val="Normal"/>
+        <w:pStyle w:val="Heading2"/>
       </w:pPr>
       <w:r>
-        <w:t xml:space="preserve">Tested adding 157 ETFs (sector, commodity, broad market, international, fixed income) to the 10-30 day training data. Combined dataset grew from 34.7M to 45.1M samples. Used the same 59 features with no ETF-specific additions.</w:t>
+        <w:t>Presidential Election Cycle Awareness</w:t>
+      </w:r>
+    </w:p>
+    <w:p>
+      <w:r>
+        <w:t>The presidential election (PE) cycle is one of the strongest known seasonal effects in equity markets. Midterm years (PE year 2) tend to have weak summers, while pre-election years (PE year 3) tend to be strong. The model captures this through multiple features working together:</w:t>
       </w:r>
     </w:p>
     <w:p>
       <w:pPr>
-        <w:pStyle w:val="Normal"/>
-      </w:pPr>
-    </w:p>
-    <w:p>
-      <w:pPr>
-        <w:pStyle w:val="Normal"/>
+        <w:pStyle w:val="ListBullet"/>
       </w:pPr>
       <w:r>
         <w:rPr>
           <w:b/>
         </w:rPr>
-        <w:t xml:space="preserve">Result: ETFs diluted the model.</w:t>
+        <w:t xml:space="preserve">cal_pe_year: </w:t>
+      </w:r>
+      <w:r>
+        <w:t>Tells the model which phase of the 4-year cycle we are in. The model learned from training data that patterns behave differently in each phase.</w:t>
       </w:r>
     </w:p>
     <w:p>
       <w:pPr>
-        <w:pStyle w:val="Normal"/>
-      </w:pPr>
-    </w:p>
-    <w:tbl>
-      <w:tblPr>
-        <w:tblStyle w:val="TableGrid"/>
-        <w:tblW w:w="0" w:type="auto"/>
-        <w:tblBorders>
-          <w:top w:val="single" w:sz="4" w:space="0" w:color="auto"/>
-          <w:left w:val="single" w:sz="4" w:space="0" w:color="auto"/>
-          <w:bottom w:val="single" w:sz="4" w:space="0" w:color="auto"/>
-          <w:right w:val="single" w:sz="4" w:space="0" w:color="auto"/>
-          <w:insideH w:val="single" w:sz="4" w:space="0" w:color="auto"/>
-          <w:insideV w:val="single" w:sz="4" w:space="0" w:color="auto"/>
-        </w:tblBorders>
-      </w:tblPr>
-      <w:tr>
-        <w:tc>
-          <w:p>
-            <w:r>
-              <w:rPr>
-                <w:b/>
-              </w:rPr>
-              <w:t xml:space="preserve">Metric</w:t>
-            </w:r>
-          </w:p>
-        </w:tc>
-        <w:tc>
-          <w:p>
-            <w:r>
-              <w:rPr>
-                <w:b/>
-              </w:rPr>
-              <w:t xml:space="preserve">Stocks Only</w:t>
-            </w:r>
-          </w:p>
-        </w:tc>
-        <w:tc>
-          <w:p>
-            <w:r>
-              <w:rPr>
-                <w:b/>
-              </w:rPr>
-              <w:t xml:space="preserve">Stocks + ETFs</w:t>
-            </w:r>
-          </w:p>
-        </w:tc>
-        <w:tc>
-          <w:p>
-            <w:r>
-              <w:rPr>
-                <w:b/>
-              </w:rPr>
-              <w:t xml:space="preserve">Delta</w:t>
-            </w:r>
-          </w:p>
-        </w:tc>
-      </w:tr>
-      <w:tr>
-        <w:tc>
-          <w:p>
-            <w:r>
-              <w:t xml:space="preserve">Avg AUC</w:t>
-            </w:r>
-          </w:p>
-        </w:tc>
-        <w:tc>
-          <w:p>
-            <w:r>
-              <w:t xml:space="preserve">0.627</w:t>
-            </w:r>
-          </w:p>
-        </w:tc>
-        <w:tc>
-          <w:p>
-            <w:r>
-              <w:t xml:space="preserve">0.600</w:t>
-            </w:r>
-          </w:p>
-        </w:tc>
-        <w:tc>
-          <w:p>
-            <w:r>
-              <w:t xml:space="preserve">-0.027</w:t>
-            </w:r>
-          </w:p>
-        </w:tc>
-      </w:tr>
-      <w:tr>
-        <w:tc>
-          <w:p>
-            <w:r>
-              <w:t xml:space="preserve">Avg ML_70 WR</w:t>
-            </w:r>
-          </w:p>
-        </w:tc>
-        <w:tc>
-          <w:p>
-            <w:r>
-              <w:t xml:space="preserve">79.3%</w:t>
-            </w:r>
-          </w:p>
-        </w:tc>
-        <w:tc>
-          <w:p>
-            <w:r>
-              <w:t xml:space="preserve">77.9%</w:t>
-            </w:r>
-          </w:p>
-        </w:tc>
-        <w:tc>
-          <w:p>
-            <w:r>
-              <w:t xml:space="preserve">-1.4pp</w:t>
-            </w:r>
-          </w:p>
-        </w:tc>
-      </w:tr>
-      <w:tr>
-        <w:tc>
-          <w:p>
-            <w:r>
-              <w:t xml:space="preserve">Avg ML_70 Sharpe</w:t>
-            </w:r>
-          </w:p>
-        </w:tc>
-        <w:tc>
-          <w:p>
-            <w:r>
-              <w:t xml:space="preserve">8.49</w:t>
-            </w:r>
-          </w:p>
-        </w:tc>
-        <w:tc>
-          <w:p>
-            <w:r>
-              <w:t xml:space="preserve">7.93</w:t>
-            </w:r>
-          </w:p>
-        </w:tc>
-        <w:tc>
-          <w:p>
-            <w:r>
-              <w:t xml:space="preserve">-0.56</w:t>
-            </w:r>
-          </w:p>
-        </w:tc>
-      </w:tr>
-    </w:tbl>
-    <w:p>
-      <w:pPr>
-        <w:pStyle w:val="Normal"/>
-      </w:pPr>
-    </w:p>
-    <w:p>
-      <w:pPr>
-        <w:pStyle w:val="Normal"/>
-      </w:pPr>
-      <w:r>
-        <w:t xml:space="preserve">ETFs have different seasonal dynamics than individual stocks -- they track baskets/indices rather than single companies with earnings cycles and company-specific catalysts.</w:t>
-      </w:r>
-    </w:p>
-    <w:p>
-      <w:pPr>
-        <w:pStyle w:val="Normal"/>
-      </w:pPr>
-    </w:p>
-    <w:p>
-      <w:pPr>
-        <w:pStyle w:val="Normal"/>
+        <w:pStyle w:val="ListBullet"/>
       </w:pPr>
       <w:r>
         <w:rPr>
           <w:b/>
         </w:rPr>
-        <w:t xml:space="preserve">Key Discovery: </w:t>
+        <w:t xml:space="preserve">pat_pe_match and pat_pe_deepest: </w:t>
       </w:r>
       <w:r>
-        <w:t xml:space="preserve">The stocks-only model scores ETF patterns well at inference time without retraining. The production feature engine was patched to resolve ETF price CSVs and opportunity files automatically. Testing sector ETFs (XLK, XLF, XLE), commodity ETFs (GLD), and broad market ETFs (QQQ, IWM) produced scores in the same range as stocks (63-95), with appropriate differentiation (TLT/fixed income scored lowest at 63).</w:t>
+        <w:t>These features describe how a specific pattern performs when filtered to only PE-matching years. A pattern that is 30 years deep overall but only 4 years deep in PE-filtered history signals that the pattern does not have a strong track record in the current cycle phase.</w:t>
       </w:r>
     </w:p>
     <w:p>
       <w:pPr>
-        <w:pStyle w:val="Normal"/>
-      </w:pPr>
-    </w:p>
-    <w:p>
-      <w:pPr>
-        <w:pStyle w:val="Normal"/>
+        <w:pStyle w:val="ListBullet"/>
       </w:pPr>
       <w:r>
         <w:rPr>
           <w:b/>
         </w:rPr>
-        <w:t xml:space="preserve">Decision: </w:t>
+        <w:t xml:space="preserve">pat_pe_utilization: </w:t>
       </w:r>
       <w:r>
-        <w:t xml:space="preserve">Keep stocks-only training data. Score ETFs at inference time using the existing model. No retraining or ETF-specific features needed.</w:t>
+        <w:t>Measures what fraction of available PE-cycle years the pattern passed. Low utilization means the pattern is inconsistent across election cycles.</w:t>
+      </w:r>
+    </w:p>
+    <w:p>
+      <w:pPr>
+        <w:pStyle w:val="ListBullet"/>
+      </w:pPr>
+      <w:r>
+        <w:rPr>
+          <w:b/>
+        </w:rPr>
+        <w:t xml:space="preserve">mkt_spx_seasonal_wr and mkt_spx_seasonal_ret: </w:t>
+      </w:r>
+      <w:r>
+        <w:t>These are computed from historical S&amp;P 500 returns filtered by PE cycle year. They tell the model whether the broad market itself has a seasonal tendency to rise or fall during this calendar window in this type of election year.</w:t>
+      </w:r>
+    </w:p>
+    <w:p>
+      <w:pPr>
+        <w:pStyle w:val="ListBullet"/>
+      </w:pPr>
+      <w:r>
+        <w:rPr>
+          <w:b/>
+        </w:rPr>
+        <w:t xml:space="preserve">mkt_spx_seasonal_regime: </w:t>
+      </w:r>
+      <w:r>
+        <w:t>Classifies the SPX seasonal environment as bullish, neutral, or bearish based on the PE-filtered historical win rate. A bearish regime during midterm summer directly suppresses scores for long patterns.</w:t>
+      </w:r>
+    </w:p>
+    <w:p>
+      <w:pPr>
+        <w:pStyle w:val="Heading2"/>
+      </w:pPr>
+      <w:r>
+        <w:t>Example: A Long Pattern That Fails in Midterm Years</w:t>
+      </w:r>
+    </w:p>
+    <w:p>
+      <w:r>
+        <w:t>Consider a long pattern on a stock like AAPL with a start date in June, holding 20 days. Suppose this pattern has strong overall history: 25 years deep, 85% win rate across all years, high Sharpe ratio. On the surface, this looks like an excellent opportunity.</w:t>
+      </w:r>
+    </w:p>
+    <w:p>
+      <w:r>
+        <w:t>However, when filtered to PE year 2 (midterm) years only, suppose the pattern is only 3 years deep out of 6 possible midterm years. That is a 50% win rate in midterm years specifically, compared to 85% overall. The model sees this divergence through several signals:</w:t>
+      </w:r>
+    </w:p>
+    <w:p>
+      <w:pPr>
+        <w:pStyle w:val="ListBullet"/>
+      </w:pPr>
+      <w:r>
+        <w:t>cal_pe_year = 2, telling the model this is a midterm year.</w:t>
+      </w:r>
+    </w:p>
+    <w:p>
+      <w:pPr>
+        <w:pStyle w:val="ListBullet"/>
+      </w:pPr>
+      <w:r>
+        <w:t>pat_pe_deepest = 3, showing shallow PE-filtered depth.</w:t>
+      </w:r>
+    </w:p>
+    <w:p>
+      <w:pPr>
+        <w:pStyle w:val="ListBullet"/>
+      </w:pPr>
+      <w:r>
+        <w:t>pat_pe_utilization is low (~0.50), meaning the pattern passes in only half of available midterm years.</w:t>
+      </w:r>
+    </w:p>
+    <w:p>
+      <w:pPr>
+        <w:pStyle w:val="ListBullet"/>
+      </w:pPr>
+      <w:r>
+        <w:t>mkt_spx_seasonal_regime is likely bearish, because SPX itself tends to decline in midterm summers.</w:t>
+      </w:r>
+    </w:p>
+    <w:p>
+      <w:pPr>
+        <w:pStyle w:val="ListBullet"/>
+      </w:pPr>
+      <w:r>
+        <w:t>mkt_spx_dir_alignment = 0, because the long direction conflicts with the bearish SPX seasonal regime.</w:t>
+      </w:r>
+    </w:p>
+    <w:p>
+      <w:r>
+        <w:t>The model combines all of these signals and produces a lower predicted return, lower win probability, and lower ML score. The same pattern scored in a pre-election year (PE year 3) with strong PE depth would receive a significantly higher score. The model does not need an explicit "reject midterm longs" rule -- it learned this behavior from 26 years of outcomes.</w:t>
+      </w:r>
+    </w:p>
+    <w:p>
+      <w:pPr>
+        <w:pStyle w:val="Heading2"/>
+      </w:pPr>
+      <w:r>
+        <w:t>Long vs. Short Scoring</w:t>
+      </w:r>
+    </w:p>
+    <w:p>
+      <w:r>
+        <w:t>The model scores long and short patterns using the same 59 features and the same trained models. It does not have separate models for longs and shorts (this was tested and did not help -- halving the training data hurt more than direction specialization helped). Instead, direction is captured through features:</w:t>
+      </w:r>
+    </w:p>
+    <w:p>
+      <w:pPr>
+        <w:pStyle w:val="ListBullet"/>
+      </w:pPr>
+      <w:r>
+        <w:rPr>
+          <w:b/>
+        </w:rPr>
+        <w:t xml:space="preserve">pat_direction: </w:t>
+      </w:r>
+      <w:r>
+        <w:t>Binary feature: 1 for long, 0 for short. The model learned different return distributions for each direction across different market regimes.</w:t>
+      </w:r>
+    </w:p>
+    <w:p>
+      <w:pPr>
+        <w:pStyle w:val="ListBullet"/>
+      </w:pPr>
+      <w:r>
+        <w:rPr>
+          <w:b/>
+        </w:rPr>
+        <w:t xml:space="preserve">mkt_spx_dir_alignment: </w:t>
+      </w:r>
+      <w:r>
+        <w:t>Whether the pattern direction agrees with the SPX seasonal tendency. A short pattern in a bearish SPX seasonal regime gets alignment = 1 (favorable). A long pattern in the same regime gets alignment = 0 (unfavorable).</w:t>
+      </w:r>
+    </w:p>
+    <w:p>
+      <w:pPr>
+        <w:pStyle w:val="ListBullet"/>
+      </w:pPr>
+      <w:r>
+        <w:rPr>
+          <w:b/>
+        </w:rPr>
+        <w:t xml:space="preserve">pat_dir_x_mkt_trend: </w:t>
+      </w:r>
+      <w:r>
+        <w:t>Interaction feature that combines direction with broad market momentum. When SPY is trending down and the pattern is short, this feature is positive (supportive). When SPY is trending down and the pattern is long, this feature is negative (headwind).</w:t>
+      </w:r>
+    </w:p>
+    <w:p>
+      <w:pPr>
+        <w:pStyle w:val="ListBullet"/>
+      </w:pPr>
+      <w:r>
+        <w:rPr>
+          <w:b/>
+        </w:rPr>
+        <w:t xml:space="preserve">pat_dir_x_sector_trend: </w:t>
+      </w:r>
+      <w:r>
+        <w:t>Same concept applied to the stock's sector ETF trend. A short on an energy stock when XLE is falling gets a favorable signal.</w:t>
+      </w:r>
+    </w:p>
+    <w:p>
+      <w:r>
+        <w:t>In practice, this means that during a bearish midterm summer, long patterns will generally receive lower scores while short patterns with strong depth profiles will receive higher scores. The model naturally shifts its recommendations toward the direction that the current environment supports.</w:t>
+      </w:r>
+    </w:p>
+    <w:p>
+      <w:pPr>
+        <w:pStyle w:val="Heading2"/>
+      </w:pPr>
+      <w:r>
+        <w:t>Real-Time Market Regime Features</w:t>
+      </w:r>
+    </w:p>
+    <w:p>
+      <w:r>
+        <w:t>Beyond the calendar and PE cycle features, the model also uses 16 real-time market regime features that reflect current conditions at the moment of scoring. These include VIX level and term structure, yield curve slope, credit spreads, S&amp;P 500 momentum and breadth, sector rotation, and federal funds rate. When bearish conditions materialize (rising VIX, inverting yield curve, widening credit spreads, deteriorating breadth), these features compound the penalty on long patterns and support short patterns.</w:t>
+      </w:r>
+    </w:p>
+    <w:p>
+      <w:r>
+        <w:t>This means the model adapts in two ways simultaneously: (1) calendar-based features encode historical tendencies for this time period and election cycle, and (2) real-time market features capture whether bearish conditions are actually present right now. A midterm summer where the market is surprisingly strong will score better than a midterm summer where the expected weakness has materialized, because the real-time features override the calendar expectation.</w:t>
+      </w:r>
+    </w:p>
+    <w:p>
+      <w:pPr>
+        <w:pStyle w:val="Heading2"/>
+      </w:pPr>
+      <w:r>
+        <w:t>VIX Hurricane Filter</w:t>
+      </w:r>
+    </w:p>
+    <w:p>
+      <w:r>
+        <w:t>When VIX exceeds 35, the scoring service refuses to score any opportunity. During market panics, seasonal patterns break down regardless of quality, direction, or historical depth. Approximately 4.8% of training samples had VIX &gt; 35 and were removed from the training data entirely, so the model has no learned behavior for panic regimes. This is a hard safety cutoff, not a model decision.</w:t>
       </w:r>
     </w:p>
     <w:p>
@@ -5520,7 +5356,13 @@
     </w:p>
     <w:p>
       <w:r>
-        <w:t>The model is a legitimate edge, not a crystal ball. It takes seasonal patterns that already have a ~65-70% base win rate and reliably pushes them to ~78-83% by identifying which patterns are most likely to work in current market conditions. The edge is small per trade but consistent across 8 out-of-sample years spanning very different market regimes. The multi-tier architecture (10-30, 31-60, 61-90) provides coverage across holding periods for both options and stock strategies.</w:t>
+        <w:rPr>
+          <w:b/>
+        </w:rPr>
+        <w:t xml:space="preserve">The model is a legitimate edge, not a crystal ball. </w:t>
+      </w:r>
+      <w:r>
+        <w:t>It takes seasonal patterns that already have a ~65% base win rate and reliably pushes them to ~78-82% by identifying which patterns are most likely to work in current market conditions. The edge is small per trade but consistent across 8 out-of-sample years spanning very different market regimes.</w:t>
       </w:r>
     </w:p>
     <w:p/>
@@ -5550,7 +5392,13 @@
     <w:p/>
     <w:p>
       <w:r>
-        <w:t>Production readiness: READY for TradeWave UI scoring (all tiers). READY for options trading with safeguards (10-30, 31-60). READY for stock portfolio rotation (all tiers including 61-90).</w:t>
+        <w:rPr>
+          <w:b/>
+        </w:rPr>
+        <w:t xml:space="preserve">Production readiness: </w:t>
+      </w:r>
+      <w:r>
+        <w:t>READY for TradeWave UI scoring. READY for automated trading with safeguards.</w:t>
       </w:r>
     </w:p>
     <w:sectPr>

--- a/ML_Scorer_V2_Analysis.docx
+++ b/ML_Scorer_V2_Analysis.docx
@@ -3412,7 +3412,7 @@
     </w:p>
     <w:p>
       <w:r>
-        <w:t>Multiple years show -100% max drawdown even at ML_70+ thresholds. Individual trades can lose everything. For stock trades this means significant losses; for options this means total premium loss on some positions. Risk management (position sizing, stop losses, sector limits) is non-negotiable for automated trading.</w:t>
+        <w:t>Even at ML_70+ thresholds, individual trades can produce large losses. For stock positions, the worst single-trade returns in historical validation are in the -20% to -40% range (e.g., earnings gaps, COVID-era crashes). For options, these same moves can result in total premium loss since options amplify underlying moves. Risk management (position sizing, stop losses, sector limits) is non-negotiable for automated trading.</w:t>
       </w:r>
     </w:p>
     <w:p>

--- a/ML_Scorer_V2_Analysis.docx
+++ b/ML_Scorer_V2_Analysis.docx
@@ -60,7 +60,7 @@
     </w:p>
     <w:p>
       <w:r>
-        <w:t>The model is ready for production deployment in both the TradeWave UI (opportunity ranking and scoring) and automated trading (with proper risk management safeguards).</w:t>
+        <w:t>The model is ready for production deployment in the TradeWave UI (opportunity ranking and scoring) and ready for controlled live testing in automated trading (shadow mode or small capital with safeguards). Portfolio construction, trade selection policy, and live monitoring remain to be built and validated.</w:t>
       </w:r>
     </w:p>
     <w:p>
@@ -74,6 +74,11 @@
     <w:p>
       <w:r>
         <w:t>The core value of the model is opportunity filtering: separating the best seasonal patterns from the rest. The table below shows ML_70 (top 30%) performance vs. unfiltered baseline across all 8 walk-forward validation years.</w:t>
+      </w:r>
+    </w:p>
+    <w:p>
+      <w:r>
+        <w:t>Important: all win rates, average returns, and Sharpe ratios in this report are cohort statistics computed across the full universe of scored opportunities in each validation year. They represent equal-weight averages over all qualifying patterns, not realized portfolio returns from a specific trading strategy. Actual portfolio performance will depend on trade selection policy, position sizing, execution, and the number of concurrent positions held.</w:t>
       </w:r>
     </w:p>
     <w:tbl>
@@ -1278,10 +1283,10 @@
         <w:rPr>
           <w:b/>
         </w:rPr>
-        <w:t xml:space="preserve">ML_70 WR never drops below 77.8%. </w:t>
+        <w:t xml:space="preserve">ML_70 cohort win rate never drops below 77.8%. </w:t>
       </w:r>
       <w:r>
-        <w:t>That is the floor across 8 diverse years including COVID (2020), a bear market (2022), and rate hiking cycles.</w:t>
+        <w:t>That is the floor across 8 diverse years including COVID (2020), a bear market (2022), and rate hiking cycles. This means that in every validation year, the average opportunity in the model's top 30% was profitable at least 77.8% of the time -- a consistent edge across regimes.</w:t>
       </w:r>
     </w:p>
     <w:p>
@@ -4009,6 +4014,24 @@
       </w:r>
     </w:p>
     <w:p>
+      <w:r>
+        <w:t>The scorer validates the first stage of an automated trading pipeline: opportunity scoring and filtering. The stages that remain unvalidated are trade selection policy (which 3-4 trades to pick from hundreds of daily candidates), portfolio construction, execution, and live monitoring. This section covers safeguards and preliminary strategy parameters for controlled live testing.</w:t>
+      </w:r>
+    </w:p>
+    <w:p>
+      <w:pPr>
+        <w:pStyle w:val="Heading2"/>
+      </w:pPr>
+      <w:r>
+        <w:t>The Trade Selection Gap</w:t>
+      </w:r>
+    </w:p>
+    <w:p>
+      <w:r>
+        <w:t>At ML_85, roughly 200,000 opportunities per year (~800 per day) pass the scoring threshold. The real system can only take 3-4 concurrent positions. The policy that selects which few names survive from this candidate pool is as important as the scorer itself. This selection policy (sorting by predicted return, sector diversification, correlation avoidance, position timing) needs to be treated as a second model that must be designed, tested, and validated separately.</w:t>
+      </w:r>
+    </w:p>
+    <w:p>
       <w:pPr>
         <w:pStyle w:val="Heading2"/>
       </w:pPr>
@@ -4055,7 +4078,7 @@
         <w:t xml:space="preserve">Stop loss on options: </w:t>
       </w:r>
       <w:r>
-        <w:t>40-50% premium loss. The -100% max drawdowns in historical data get amplified in options.</w:t>
+        <w:t>40-50% premium loss. Stock-level drawdowns of -20% to -40% get amplified in options and can result in total premium loss.</w:t>
       </w:r>
     </w:p>
     <w:p>
@@ -4959,7 +4982,12 @@
     <w:p/>
     <w:p>
       <w:r>
-        <w:t>ML_85 delivers ~82% average win rate, ~5.2% average return per trade, Sharpe ~10. With 3-4 concurrent positions on 10-30 day patterns, expect roughly 40-80 trades per year. At $500 per position using options, estimated $4K-8K annual return if historical patterns hold. Expect months with drawdowns -- the win rate is not evenly distributed across calendar periods.</w:t>
+        <w:t>ML_85 cohort statistics show ~82% average win rate, ~5.2% average return per trade, Sharpe ~10 across the filtered universe. These are not portfolio return projections. Actual results will depend heavily on which 40-80 trades per year the selection policy picks from the ~200K candidates, and on execution quality.</w:t>
+      </w:r>
+    </w:p>
+    <w:p>
+      <w:r>
+        <w:t>Note on options: the validation data measures stock-level close-to-close returns and maximum favorable excursion. Translating these to options P&amp;L introduces additional variables (strike selection, implied volatility, theta decay, bid-ask spreads) that are not captured in the model. The scorer identifies favorable stock patterns; the options strategy layered on top requires its own validation.</w:t>
       </w:r>
     </w:p>
     <w:p>
@@ -5343,7 +5371,12 @@
     </w:p>
     <w:p>
       <w:r>
-        <w:t>When VIX exceeds 35, the scoring service refuses to score any opportunity. During market panics, seasonal patterns break down regardless of quality, direction, or historical depth. Approximately 4.8% of training samples had VIX &gt; 35 and were removed from the training data entirely, so the model has no learned behavior for panic regimes. This is a hard safety cutoff, not a model decision.</w:t>
+        <w:t>When VIX exceeds 35, the scoring service refuses to score any opportunity. During market panics, seasonal patterns break down regardless of quality, direction, or historical depth. Approximately 4.8% of training samples had VIX &gt; 35 at the pattern entry date and were removed from the training data entirely, so the model has no learned behavior for panic regimes. This is a hard safety cutoff, not a model decision.</w:t>
+      </w:r>
+    </w:p>
+    <w:p>
+      <w:r>
+        <w:t>The filter applies only at the entry date. Samples where VIX was below 35 at entry but spiked above 35 during the holding period are fully included in the training data. The model learned from those outcomes, meaning the predicted returns and win probabilities already account for the possibility of a mid-trade VIX spike. The filter prevents entering new positions during a panic; it does not address what happens to open positions if a panic starts after entry. That is a position monitoring concern that belongs in the trade execution layer.</w:t>
       </w:r>
     </w:p>
     <w:p>
@@ -5374,7 +5407,7 @@
         <w:t xml:space="preserve">Strongest endorsement: </w:t>
       </w:r>
       <w:r>
-        <w:t>The model has never had a losing year at ML_70 or above. Not once in 8 years of true out-of-sample testing.</w:t>
+        <w:t>The ML_70 cohort (top 30% of scored opportunities, equal-weighted) has never had a negative average return in any of the 8 walk-forward validation years. This is a cohort statistic across hundreds of thousands of opportunities per year, not a portfolio backtest -- but it demonstrates consistent filtering ability across very different market regimes.</w:t>
       </w:r>
     </w:p>
     <w:p/>
@@ -5398,7 +5431,7 @@
         <w:t xml:space="preserve">Production readiness: </w:t>
       </w:r>
       <w:r>
-        <w:t>READY for TradeWave UI scoring. READY for automated trading with safeguards.</w:t>
+        <w:t>Ready for production deployment in TradeWave UI. Ready for controlled live testing in automated trading (shadow mode or small capital). Full production trading requires validated trade selection policy, portfolio construction rules, and live monitoring.</w:t>
       </w:r>
     </w:p>
     <w:sectPr>

--- a/ML_Scorer_V2_Analysis.docx
+++ b/ML_Scorer_V2_Analysis.docx
@@ -23,7 +23,7 @@
           <w:color w:val="1B3A5C"/>
           <w:sz w:val="36"/>
         </w:rPr>
-        <w:t>Production Readiness Analysis</w:t>
+        <w:t>Deployment Readiness Analysis</w:t>
       </w:r>
     </w:p>
     <w:p>
@@ -55,7 +55,7 @@
     </w:p>
     <w:p>
       <w:r>
-        <w:t>Eight years of true out-of-sample walk-forward validation (2018-2025) demonstrate that filtering to the model's top 30% of scored opportunities (ML_70 threshold) consistently delivers 78-86% win rates and Sharpe ratios of 7-12, compared to baseline win rates of 61-82% and Sharpe ratios of 2-9. The model has never produced a losing year at ML_70 or above.</w:t>
+        <w:t>Eight years of true out-of-sample walk-forward validation (2018-2025) demonstrate that filtering to the model's top 30% of scored opportunities (ML_70 threshold) consistently delivers cohort-level win rates of 78-86% and cohort-level Sharpe ratios of 7-12, compared to baseline win rates of 61-82% and Sharpe ratios of 2-9. The ML_70 cohort has never had a negative average return in any validation year.</w:t>
       </w:r>
     </w:p>
     <w:p>
@@ -1287,6 +1287,45 @@
       </w:r>
       <w:r>
         <w:t>That is the floor across 8 diverse years including COVID (2020), a bear market (2022), and rate hiking cycles. This means that in every validation year, the average opportunity in the model's top 30% was profitable at least 77.8% of the time -- a consistent edge across regimes.</w:t>
+      </w:r>
+    </w:p>
+    <w:p>
+      <w:pPr>
+        <w:pStyle w:val="Heading2"/>
+      </w:pPr>
+      <w:r>
+        <w:t>Reading the Sharpe Ratios</w:t>
+      </w:r>
+    </w:p>
+    <w:p>
+      <w:r>
+        <w:t>The Sharpe ratios in this report (7-12 at ML_70) are cohort-level statistics, not portfolio-level Sharpe ratios. The distinction matters:</w:t>
+      </w:r>
+    </w:p>
+    <w:p>
+      <w:r>
+        <w:t>Cohort Sharpe = mean(all opportunity returns in cohort) / std(all opportunity returns in cohort). This is computed across hundreds of thousands of individual pattern outcomes per validation year. The massive sample sizes produce a stable mean and compress the ratio upward. This measures the quality of the scoring filter: how well the model separates good opportunities from bad ones.</w:t>
+      </w:r>
+    </w:p>
+    <w:p>
+      <w:r>
+        <w:t>Portfolio Sharpe is what a finance professional typically means by "Sharpe ratio." It measures annualized risk-adjusted return of an actual trading account: annualized_return / annualized_volatility. A hedge fund Sharpe of 2.0 is considered exceptional. The cohort Sharpe of 7-12 is not comparable to this number.</w:t>
+      </w:r>
+    </w:p>
+    <w:p>
+      <w:r>
+        <w:t>Why the difference is so large: a real portfolio holds 3-4 concurrent positions, not 200,000. Individual position variance dominates. The portfolio also faces execution costs, bid-ask spreads, timing risk, and correlation between concurrent positions. All of these increase realized volatility and reduce the ratio.</w:t>
+      </w:r>
+    </w:p>
+    <w:p>
+      <w:r>
+        <w:rPr>
+          <w:b/>
+        </w:rPr>
+        <w:t xml:space="preserve">Estimated realistic portfolio Sharpe: </w:t>
+      </w:r>
+      <w:r>
+        <w:t>A well-constructed portfolio using this scorer with 3-4 concurrent positions, sensible trade selection, and proper risk management would likely produce an annualized Sharpe in the 1.0-3.0 range. This is still a strong result -- most active equity strategies target 0.5-1.5. The cohort Sharpe of 7-12 should be read as "the filter is very good at separating winners from losers," not as "this strategy produces a Sharpe of 10."</w:t>
       </w:r>
     </w:p>
     <w:p>
@@ -5392,7 +5431,7 @@
         <w:rPr>
           <w:b/>
         </w:rPr>
-        <w:t xml:space="preserve">The model is a legitimate edge, not a crystal ball. </w:t>
+        <w:t xml:space="preserve">The model provides a consistent filtering edge, not a crystal ball. </w:t>
       </w:r>
       <w:r>
         <w:t>It takes seasonal patterns that already have a ~65% base win rate and reliably pushes them to ~78-82% by identifying which patterns are most likely to work in current market conditions. The edge is small per trade but consistent across 8 out-of-sample years spanning very different market regimes.</w:t>
